--- a/pr-preview/pr-106/chapters/22-target-trial-emulation.docx
+++ b/pr-preview/pr-106/chapters/22-target-trial-emulation.docx
@@ -17154,13 +17154,13 @@
         <w:t xml:space="preserve"> </w:t>
       </w:r>
       <w:r>
-        <w:t xml:space="preserve">protocol specifies eligibility, follow-up, strategies, outcomes,</w:t>
+        <w:t xml:space="preserve">protocol specifies eligibility, follow-up, strategies,</w:t>
       </w:r>
       <w:r>
         <w:t xml:space="preserve"> </w:t>
       </w:r>
       <w:r>
-        <w:t xml:space="preserve">causal contrast, and analysis plan;</w:t>
+        <w:t xml:space="preserve">assignment procedures, outcomes, causal contrast, and analysis plan;</w:t>
       </w:r>
       <w:r>
         <w:t xml:space="preserve"> </w:t>

--- a/pr-preview/pr-106/chapters/22-target-trial-emulation.docx
+++ b/pr-preview/pr-106/chapters/22-target-trial-emulation.docx
@@ -14352,7 +14352,7 @@
               </w:r>
             </w:hyperlink>
             <w:r>
-              <w:t xml:space="preserve">; unadjusted comparison of randomized groups):</w:t>
+              <w:t xml:space="preserve">, an unadjusted comparison of randomized groups):</w:t>
             </w:r>
             <w:r>
               <w:t xml:space="preserve"> </w:t>

--- a/pr-preview/pr-106/chapters/22-target-trial-emulation.docx
+++ b/pr-preview/pr-106/chapters/22-target-trial-emulation.docx
@@ -12790,80 +12790,125 @@
         </w:tc>
       </w:tr>
     </w:tbl>
-    <w:bookmarkStart w:id="84" w:name="alg-cloning-censoring-weighting"/>
     <w:p>
       <w:pPr>
         <w:pStyle w:val="BodyText"/>
       </w:pPr>
       <w:r>
-        <w:rPr>
-          <w:b/>
-          <w:bCs/>
-        </w:rPr>
-        <w:t xml:space="preserve">Algorithm 1 (Cloning, censoring, and weighting)</w:t>
-      </w:r>
-      <w:r>
         <w:t xml:space="preserve"> </w:t>
       </w:r>
-      <w:r>
-        <w:t xml:space="preserve">Copy each individual whose data are compatible with more than one strategy</w:t>
-      </w:r>
-      <w:r>
-        <w:t xml:space="preserve"> </w:t>
-      </w:r>
-      <w:r>
-        <w:t xml:space="preserve">(as in</w:t>
-      </w:r>
-      <w:r>
-        <w:t xml:space="preserve"> </w:t>
-      </w:r>
-      <w:hyperlink w:anchor="exm-several-compatible-strategies">
-        <w:r>
-          <w:rPr>
-            <w:rStyle w:val="Hyperlink"/>
-          </w:rPr>
-          <w:t xml:space="preserve">Example 6</w:t>
-        </w:r>
-      </w:hyperlink>
-      <w:r>
-        <w:t xml:space="preserve">)</w:t>
-      </w:r>
-      <w:r>
-        <w:t xml:space="preserve"> </w:t>
-      </w:r>
-      <w:r>
-        <w:t xml:space="preserve">into one</w:t>
-      </w:r>
-      <w:r>
-        <w:t xml:space="preserve"> </w:t>
-      </w:r>
-      <w:r>
-        <w:rPr>
-          <w:b/>
-          <w:bCs/>
-        </w:rPr>
-        <w:t xml:space="preserve">clone</w:t>
-      </w:r>
-      <w:r>
-        <w:t xml:space="preserve"> </w:t>
-      </w:r>
-      <w:r>
-        <w:t xml:space="preserve">per compatible strategy,</w:t>
-      </w:r>
-      <w:r>
-        <w:t xml:space="preserve"> </w:t>
-      </w:r>
-      <w:r>
-        <w:t xml:space="preserve">and censor each clone when its data stop being consistent with its strategy.</w:t>
-      </w:r>
-      <w:r>
-        <w:t xml:space="preserve"> </w:t>
-      </w:r>
-      <w:r>
-        <w:t xml:space="preserve">The likely informative censoring is corrected by IP weighting for time-varying factors.</w:t>
-      </w:r>
     </w:p>
-    <w:bookmarkEnd w:id="84"/>
+    <w:tbl>
+      <w:tblPr>
+        <w:tblStyle w:val="Table"/>
+        <w:tblInd w:w="164" w:type="dxa"/>
+        <w:tblBorders>
+          <w:left w:val="single" w:sz="24" w:space="0" w:color="909090"/>
+        </w:tblBorders>
+        <w:tblCellMar>
+          <w:left w:w="0" w:type="dxa"/>
+          <w:right w:w="0" w:type="dxa"/>
+        </w:tblCellMar>
+        <w:tblLook w:firstRow="0" w:lastRow="0" w:firstColumn="0" w:lastColumn="0" w:noHBand="0" w:noVBand="0" w:val="0000"/>
+      </w:tblPr>
+      <w:tblGrid>
+        <w:gridCol w:w="7920"/>
+      </w:tblGrid>
+      <w:tr>
+        <w:trPr>
+          <w:cantSplit/>
+        </w:trPr>
+        <w:tc>
+          <w:tcPr>
+            <w:tcMar>
+              <w:left w:w="144" w:type="dxa"/>
+            </w:tcMar>
+          </w:tcPr>
+          <w:p>
+            <w:pPr>
+              <w:pStyle w:val="BodyText"/>
+            </w:pPr>
+            <w:pPr>
+              <w:spacing w:before="16" w:after="64"/>
+            </w:pPr>
+          </w:p>
+          <w:bookmarkStart w:id="84" w:name="alg-cloning-censoring-weighting"/>
+          <w:p>
+            <w:pPr>
+              <w:pStyle w:val="BodyText"/>
+            </w:pPr>
+            <w:r>
+              <w:rPr>
+                <w:b/>
+                <w:bCs/>
+              </w:rPr>
+              <w:t xml:space="preserve">Algorithm 1 (Cloning, censoring, and weighting)</w:t>
+            </w:r>
+            <w:r>
+              <w:t xml:space="preserve"> </w:t>
+            </w:r>
+            <w:r>
+              <w:t xml:space="preserve">Copy each individual whose data are compatible with more than one strategy</w:t>
+            </w:r>
+            <w:r>
+              <w:t xml:space="preserve"> </w:t>
+            </w:r>
+            <w:r>
+              <w:t xml:space="preserve">(as in</w:t>
+            </w:r>
+            <w:r>
+              <w:t xml:space="preserve"> </w:t>
+            </w:r>
+            <w:hyperlink w:anchor="exm-several-compatible-strategies">
+              <w:r>
+                <w:rPr>
+                  <w:rStyle w:val="Hyperlink"/>
+                </w:rPr>
+                <w:t xml:space="preserve">Example 6</w:t>
+              </w:r>
+            </w:hyperlink>
+            <w:r>
+              <w:t xml:space="preserve">)</w:t>
+            </w:r>
+            <w:r>
+              <w:t xml:space="preserve"> </w:t>
+            </w:r>
+            <w:r>
+              <w:t xml:space="preserve">into one</w:t>
+            </w:r>
+            <w:r>
+              <w:t xml:space="preserve"> </w:t>
+            </w:r>
+            <w:r>
+              <w:rPr>
+                <w:b/>
+                <w:bCs/>
+              </w:rPr>
+              <w:t xml:space="preserve">clone</w:t>
+            </w:r>
+            <w:r>
+              <w:t xml:space="preserve"> </w:t>
+            </w:r>
+            <w:r>
+              <w:t xml:space="preserve">per compatible strategy,</w:t>
+            </w:r>
+            <w:r>
+              <w:t xml:space="preserve"> </w:t>
+            </w:r>
+            <w:r>
+              <w:t xml:space="preserve">and censor each clone when its data stop being consistent with its strategy.</w:t>
+            </w:r>
+            <w:r>
+              <w:t xml:space="preserve"> </w:t>
+            </w:r>
+            <w:r>
+              <w:t xml:space="preserve">The likely informative censoring is corrected by IP weighting for time-varying factors.</w:t>
+            </w:r>
+          </w:p>
+          <w:bookmarkEnd w:id="84"/>
+        </w:tc>
+      </w:tr>
+    </w:tbl>
     <w:tbl>
       <w:tblPr>
         <w:tblStyle w:val="Table"/>
